--- a/output tables/vif_table_dispersal.docx
+++ b/output tables/vif_table_dispersal.docx
@@ -232,7 +232,7 @@
                 <w:szCs w:val="22"/>
                 <w:color w:val="000000"/>
               </w:rPr>
-              <w:t xml:space="preserve">1.01</w:t>
+              <w:t xml:space="preserve">1.13</w:t>
             </w:r>
           </w:p>
         </w:tc>
@@ -344,7 +344,7 @@
                 <w:szCs w:val="22"/>
                 <w:color w:val="000000"/>
               </w:rPr>
-              <w:t xml:space="preserve">1.11</w:t>
+              <w:t xml:space="preserve">1.33</w:t>
             </w:r>
           </w:p>
         </w:tc>
@@ -456,7 +456,7 @@
                 <w:szCs w:val="22"/>
                 <w:color w:val="000000"/>
               </w:rPr>
-              <w:t xml:space="preserve">1.98</w:t>
+              <w:t xml:space="preserve">2.15</w:t>
             </w:r>
           </w:p>
         </w:tc>
@@ -568,7 +568,7 @@
                 <w:szCs w:val="22"/>
                 <w:color w:val="000000"/>
               </w:rPr>
-              <w:t xml:space="preserve">2.65</w:t>
+              <w:t xml:space="preserve">1.90</w:t>
             </w:r>
           </w:p>
         </w:tc>
@@ -680,7 +680,7 @@
                 <w:szCs w:val="22"/>
                 <w:color w:val="000000"/>
               </w:rPr>
-              <w:t xml:space="preserve">1.41</w:t>
+              <w:t xml:space="preserve">1.25</w:t>
             </w:r>
           </w:p>
         </w:tc>
@@ -792,7 +792,7 @@
                 <w:szCs w:val="22"/>
                 <w:color w:val="000000"/>
               </w:rPr>
-              <w:t xml:space="preserve">1.43</w:t>
+              <w:t xml:space="preserve">1.27</w:t>
             </w:r>
           </w:p>
         </w:tc>

--- a/output tables/vif_table_dispersal.docx
+++ b/output tables/vif_table_dispersal.docx
@@ -344,7 +344,7 @@
                 <w:szCs w:val="22"/>
                 <w:color w:val="000000"/>
               </w:rPr>
-              <w:t xml:space="preserve">1.33</w:t>
+              <w:t xml:space="preserve">1.40</w:t>
             </w:r>
           </w:p>
         </w:tc>
@@ -456,7 +456,7 @@
                 <w:szCs w:val="22"/>
                 <w:color w:val="000000"/>
               </w:rPr>
-              <w:t xml:space="preserve">2.15</w:t>
+              <w:t xml:space="preserve">2.10</w:t>
             </w:r>
           </w:p>
         </w:tc>
@@ -568,7 +568,7 @@
                 <w:szCs w:val="22"/>
                 <w:color w:val="000000"/>
               </w:rPr>
-              <w:t xml:space="preserve">1.90</w:t>
+              <w:t xml:space="preserve">1.82</w:t>
             </w:r>
           </w:p>
         </w:tc>
@@ -792,7 +792,7 @@
                 <w:szCs w:val="22"/>
                 <w:color w:val="000000"/>
               </w:rPr>
-              <w:t xml:space="preserve">1.27</w:t>
+              <w:t xml:space="preserve">1.31</w:t>
             </w:r>
           </w:p>
         </w:tc>
